--- a/example_articles/states/Mississippi/2.states_Mississippi_New_York_Times.docx
+++ b/example_articles/states/Mississippi/2.states_Mississippi_New_York_Times.docx
@@ -29,17 +29,17 @@
     </w:p>
     <w:p>
       <w:r>
-        <w:t>Source File: NYT/45.DOCX</w:t>
+        <w:t>Source file: NYT/45.DOCX</w:t>
       </w:r>
     </w:p>
     <w:p>
       <w:r>
-        <w:t>Raw locations result: ['Canada', 'Mississippi']</w:t>
+        <w:t>Raw locations result, 'locations': ['Canada', 'Mississippi']</w:t>
       </w:r>
     </w:p>
     <w:p>
       <w:r>
-        <w:t>states_stand_flat (Standardized): Mississippi</w:t>
+        <w:t>Standardized locations result, 'states_stand_flat': Mississippi</w:t>
       </w:r>
     </w:p>
     <w:p>

--- a/example_articles/states/Mississippi/2.states_Mississippi_New_York_Times.docx
+++ b/example_articles/states/Mississippi/2.states_Mississippi_New_York_Times.docx
@@ -7,9 +7,7 @@
         <w:pStyle w:val="Heading1"/>
       </w:pPr>
       <w:r>
-        <w:t>BOOKS OF THE TIMES;</w:t>
-        <w:br/>
-        <w:t>Spy, Counterspy: As Both a Battler for a Cause</w:t>
+        <w:t>DIVISIVE WORDS; Excerpts From News Conference Held by Senator Lott in Mississippi</w:t>
       </w:r>
     </w:p>
     <w:p>
@@ -19,22 +17,22 @@
     </w:p>
     <w:p>
       <w:r>
-        <w:t>Date: 1997-02-18</w:t>
+        <w:t>Date: 2002-12-14</w:t>
       </w:r>
     </w:p>
     <w:p>
       <w:r>
-        <w:t>Section: Section C; ; Section C; Page 16; Column 3; Cultural Desk ; Column 3; ; Review</w:t>
+        <w:t>Section: Section A; Column 1; National Desk; Pg. 18</w:t>
       </w:r>
     </w:p>
     <w:p>
       <w:r>
-        <w:t>Source file: NYT/45.DOCX</w:t>
+        <w:t>Source file: NYT/53.DOCX</w:t>
       </w:r>
     </w:p>
     <w:p>
       <w:r>
-        <w:t>Raw locations result, 'locations': ['Canada', 'Mississippi']</w:t>
+        <w:t>Raw locations result, 'locations': ['Mississippi']</w:t>
       </w:r>
     </w:p>
     <w:p>
@@ -51,35 +49,200 @@
     </w:p>
     <w:p>
       <w:r>
-        <w:t>WHITTAKER CHAMBERS</w:t>
+        <w:t>Following are excerpts from Senator Trent Lott's news conference yesterday in Pascagoula, Miss., as recorded by The New York Times:</w:t>
         <w:br/>
-        <w:t>A Biography</w:t>
+        <w:t xml:space="preserve">     I have a prepared statement, and then I have a brief announcement, and then I'd be glad to take your questions. </w:t>
         <w:br/>
-        <w:t>By Sam Tanenhaus</w:t>
+        <w:t xml:space="preserve"> Segregation is a stain on our nation's soul. There is no other way to describe it. It represents one of the lowest moments in our nation's history. And we can never forget that. </w:t>
         <w:br/>
-        <w:t>Illustrated. 638 pages. Random House. $35.</w:t>
+        <w:t xml:space="preserve">I grew up with segregation here in these communities. But I want to note that in these communities of Pascagoula and Moss Point and Gautier and Ocean Springs, Miss., we worked hard to overcome that and to bring about reconciliation and to work together. I grew up in an environment that condoned policies and views that we now know were wrong and immoral, and I repudiate them. </w:t>
         <w:br/>
-        <w:t>Few things are as satisfying as a life story that rekindles the spirit of an era and presents its subject in a way that Sophocles would have understood: as the confrontation of character with circumstance. Sam Tanenhaus's "Whittaker Chambers: A Biography" is that kind of story. If anything about Chambers's life is not in dispute (though after this book, a lot of old arguments ought to wither away), it is that he was fully engaged in his time. He lived only 60 years, but he seems to have crammed the entire 20th century into that brief and tormented span.</w:t>
+        <w:t xml:space="preserve">Let me be clear. Segregation and racism are immoral. I feel very strongly about my faith. I grew up in a local church here. I actively participated. And as I've grown older, I have come to realize more and more that if you feel strongly about that you cannot in any way support discrimination or unfairness for anybody. It's just not consistent with the beliefs that I feel so strongly about. </w:t>
         <w:br/>
-        <w:t>Chambers was most famous, of course, as the accuser of Alger Hiss, the well-bred and imperiously cool former State Department official who was convicted of perjury in 1950, the perjury charge being a legal technicality that stood in the Hiss case for espionage. The Chambers-Hiss battle, as it played out in the courtroom and in the press, was as much a national obsession as, say, the trial of O. J. Simpson nearly half a century later. It was one of those battles on which whole systems of belief depended, one that mirrored the most emotion-laden political divisions existing in American society.</w:t>
+        <w:t xml:space="preserve">I've seen what that type of thing in the past can do to families, to schools and to communities. I've seen personally the destruction it's wrought on lives, good people. I've known many of them personally and I know that there are terrible harms that have come out of that era. </w:t>
         <w:br/>
-        <w:t>Mr. Tanenhaus's meticulous account of the Chambers-Hiss case is the kind of writing that can keep you propped up against your pillow late at night. It is sober and careful and patient; Mr. Tanenhaus carefully stays out of the way so that the facts rather than his explanations or interpretations give the story its weight and force. His overall conclusion, that Hiss was a member of a Communist cell in the 1930's and passed secret documents to Chambers, is important though not surprising; other writers, especially Allen Weinstein in his 1979 book "Perjury," have made the same finding, despite Hiss's denials.</w:t>
+        <w:t xml:space="preserve">The president was right when he said that every day our nation was segregated was a day that America was unfaithful to our founding principles and our founding fathers. I lived through those troubled times in the South. And along with the South, I have learned from the mistakes of our past. I have asked and I'm asking for forbearance and forgiveness as I continue to learn from my own mistakes and as I continue to grow and get older. But as you get older, you hopefully grow in your views and your acceptance of everybody, both as a person and certainly as a leader. </w:t>
         <w:br/>
-        <w:t>But the heart of Mr. Tanenhaus's biography is Chambers himself, his intellectual and moral trajectory and the way in which his life intersected with those of so many figures, major and minor, in 20th-century American history. There are Henry R. Luce, Richard M. Nixon, Dean Acheson, Walter Lippmann, Harry S. Truman and various Communist operatives, F.B.I. agents and members of the New York intellectual establishment, all with a role in Mr. Tanenhaus's large tapestry.</w:t>
+        <w:t xml:space="preserve">With regard to my remarks about Strom Thurmond, Senator Thurmond is a friend. He's a colleague. And if no other reason because he's 100 years old and still a member of the Senate, he's legendary. But he came to understand the evil of segregation and the wrongness of his own views. And to his credit he said as much himself. </w:t>
         <w:br/>
-        <w:t>Of the Hiss case, Mr. Tanenhaus writes that what set it apart "was not its mystery but the passionate belief of so many that Hiss must be innocent no matter what the evidence."</w:t>
+        <w:t xml:space="preserve">Last week, I was privileged to join hundreds of others to honor him. It was a lighthearted affair, but my choice of words were totally unacceptable and insensitive. And I apologize for that. </w:t>
         <w:br/>
-        <w:t>One of the reasons many people at the time believed in Hiss's innocence -- including such prominent journalists as James Reston, Lippmann and A. J. Liebling -- was the character of Chambers himself. He was seen by many people at the time as an insidious figure, rumpled, lacking in charm, a confessed former Communist, a liar and a spy who had become so militantly anti-Communist, so stentorian and hard-line in his warnings of the threat posed by international Communism that he appeared to be a right-wing fanatic. The impression gained credibility when Chambers was compared to Hiss, whose credentials as an establishment liberal seemed unimpeachable.Mr. Tanenhaus shows that image was not altogether wrong. Some of the misjudgments Chambers made as an anti-Communist crusader, and the lies he told Congressional and F.B.I. investigators, reflected the misjudgments he had made in becoming an underground Communist operative in the first place. Mr. Tanenhaus, for example, charges him with helping to bring McCarthyism about.</w:t>
+        <w:t xml:space="preserve">Let me make clear, though, in celebrating his life I didn't mean in any way to suggest that his views of over 50 years ago on segregation were justified or right. It was wrong and immoral then, and it is now. </w:t>
         <w:br/>
-        <w:t>"The awful fact, which Chambers could not admit -- and never did -- was that his own world view, stripped of its lyrical refinements and humanist vibrato, had helped bring McCarthysim into existence," Mr. Tanenhaus writes.</w:t>
+        <w:t xml:space="preserve">By the time I came to know Strom Thurmond some 40 years after he ran for president -- I knew of him when I was in the House of Representatives, I didn't really get to know him till I started running for the Senate and moved over to the Senate -- he had long since renounced many of the views of the past, the repugnant views he had had. And he made that public himself. </w:t>
         <w:br/>
-        <w:t>Still, his portrait of Chambers is a very sympathetic one. For all of his mistakes, Chambers emerges in this biography as a man with a powerful intellect, an enduring moral vision and, above all else, the courage of his convictions. The oldest son of a troubled middle-class family from the suburbs of New York, Chambers dropped out of Columbia University and escaped into a kind of working-class vagabondage in the South. His younger brother, Richard, committed suicide in 1926 and shortly after that, convinced of the moral bankruptcy of capitalism, Chambers became a dues-paying, card-carrying member of the Communist Party, a revolutionary.</w:t>
+        <w:t xml:space="preserve">That said, I apologize for opening old wounds and hurting many Americans who feel so deeply in this area. I take full responsibility for my remarks. I can't say it was prepared remarks. As a matter of fact, I was winging it. I was too much into the moment. But I only hope that people will find it in their heart to forgive me for that grievous mistake on that occasion. </w:t>
         <w:br/>
-        <w:t>Mr. Tanenhaus tells fascinating stories of Chambers's life in the party, especially when he went underground between 1932 and 1937, delivering a regular haul of secret documents collected from the espionage cell he ran in Washington to a Soviet contact in New York. Mr. Tanenhaus portrays an entire underground demimonde, much of which was destroyed in the Stalinist purges that also produced Chambers's disillusionment with the Communist Party, his insider's view of evil disguised as revolutionary good. Chambers's escape from his underground existence makes for exciting reading. Eventually, after a couple of years in virtual hiding, he came out of the cold, getting a job at Time magazine and becoming one of Henry Luce's closest and most admired writers.</w:t>
+        <w:t xml:space="preserve">Not only have I seen the destruction by these immoral policies of the past, I have tried to and will continue to do everything in my power to ensure that we never go back to that type of society again. I have worked in this town, in this county and in this state to try to help people, to bring about reconciliation, to reach out to people of all race, colors, religions, to give them a chance to get a better education, to get a job. That's the best way I can think of to help liberate people, to help them be able to get a good-paying job. And this is a blue-collar working-class community. And we've been blessed with the opportunities we've had here because we're a blue-collar working-class community. </w:t>
         <w:br/>
-        <w:t>Then came the end of World War II and the investigations by the House Committee on Un-American Activities, led by the young Richard Nixon, who, as one colleague correctly charged, had "one eye on today's evidence and the other on tomorrow's headlines." Finally, there was the strange, even Byzantine tale of the Pumpkin Papers (so named because Chambers hid an incriminating 10-year-old cache of secret State Department documents in a hollowed-out pumpkin on his Maryland farm before turning them over to the F.B.I.) and two Hiss trials, the first ending in a hung jury, the second in conviction.</w:t>
+        <w:t xml:space="preserve">Now there will be some disagreement on the best ways to ensure that every American, every American of every color and race and ethnic background has a fair and equal chance in life. But our goals are the same, even though we'll debate it on philosophical or partisan lines. </w:t>
         <w:br/>
-        <w:t>All of this remarkable story is told clearly, authoritatively and with wonderful richness of detail by Mr. Tanenhaus, who never loses sight of the complexity of his subject. At the end, Chambers was arguing publicly that Hiss, who was released from prison after serving 40 months of a five-year term) be given a passport; he denounced McCarthy for his "inaccuracies and distortions" in private letters to friends like William F. Buckley Jr. and spoke against "the obscenities of wire-tapping, mail tampering and related mischiefs" being carried out in the name of the anti-Communist struggle. Chambers's journey, in short, was a remarkable one, and Mr. Tanenhaus's book is worthy of its engrossing subject.</w:t>
+        <w:t xml:space="preserve">We want a color-blind society that every American has an opportunity to succeed, an end to the entrenched poverty and joblessness that has plagued minority communities and communities of all kinds in this state and across this nation. A good education for every child that gives them a real chance for a good life and that rejects the soft racism of low expectations. </w:t>
+        <w:br/>
+        <w:t xml:space="preserve">I've benefited from the public education in this state. I was able to go on to college and to get a law degree. So did my wife, and so did both of my children, both in public schools in Virginia and in Mississippi. And it gave us the chance that we want everybody to have, to get a good education then go on and have a profession and get a job. </w:t>
+        <w:br/>
+        <w:t>We need strict enforcement of civil rights laws on the books, and all laws on the books, to guarantee equality and punish racism. Government does best when it helps people help themselves. You've heard that phrase before. Human dignity is found not in a handout, but a hand up, to help people to be able to do more for themselves and their children and their grandchildren and their future. Government should be about giving people a real chance to do for themselves and help themselves and to live the American dream.</w:t>
+        <w:br/>
+        <w:t>I believe this because I have lived it. My father when I was born was a sharecropper. Yes, a sharecropper. He raised cotton on somebody else's land in a county where everybody was poor, regardless of race or anything else. Almost everybody was barely making it.</w:t>
+        <w:br/>
+        <w:t>And then of course we came down to Pascagoula. My dad was a shipyard worker. My mother taught school. So I had lived this dream. I was their only son, the first to earn a graduate degree. And I feel so strongly that everything I've been able to do in my education, in my opportunities in life and in my political career, is evidence that no matter where you're from or what you're background, of your parents, or what your race is, you can if you work hard and take advantage of the opportunities, get a good education. You can live this American dream.</w:t>
+        <w:br/>
+        <w:t>To those who believe that I was implying that this dream is for some and not for all, that's just not true. But I apologize, for those that got that impression. I work in this state to try to make sure that all Mississippians have a chance at the American dream. And I will continue to do that as long as I live.</w:t>
+        <w:br/>
+        <w:t>In the days and months to come, I will dedicate myself to undo the hurt I have caused and will do all that I can to contribute to a society where every American has an opportunity to succeed.</w:t>
+        <w:br/>
+        <w:t>As a man of faith in local church here, I read the Bible all my life. I now will fully understand the Psalm that says a broken spirit, a contrite and humble heart.</w:t>
+        <w:br/>
+        <w:t xml:space="preserve">One final point. The next step to make sure that these are just not words here today is I am talking to and working with African-American leaders like Roy Innis of the Congress of Racial Equality and Bob Johnson of Black Entertainment Television. And in that vein we're working to get final agreement on a time next week, early next week, when for a full hour I will talk about my hopes and dreams for the people in this state and this country, regardless of their race, and to make sure that African-Americans have the opportunities that they deserve. . . . </w:t>
+        <w:br/>
+        <w:br/>
+        <w:t>Q. Senator, obviously you were surprised at the reaction of the country to your comments. Besides being surprised, were you angered? Were you disappointed, saddened? What was your take in terms of how your colleagues and the nation and the media reacted?</w:t>
+        <w:br/>
+        <w:br/>
+        <w:t>A. You know, I was surprised. And that shows you where I've done wrong. I mean obviously I had a blind spot. I was insensitive in the words I chose or the extra phrase I added. I did not in any way mean to be endorsing policies of 54 years ago. I was trying to make happy an incredible legendary human being that holds the record in the Senate, was 100 years old, landed at Normandy. And I love him for so many things he has done and the growth that he has shown. But that doesn't justify it.</w:t>
+        <w:br/>
+        <w:t xml:space="preserve">When you're from Mississippi and when you are a Republican leader, you got an extra burden to make sure you think about every word and every phrase, so that it doesn't convey the wrong impression or hurt people. </w:t>
+        <w:br/>
+        <w:t>And so while I was surprised, because I was just into the event, I still caused a major problem. And I want to get over that. Let me go right here. Yes.</w:t>
+        <w:br/>
+        <w:br/>
+        <w:t>Q. Senator Lott, a lot of conservative commentators have called for you to step down as Senate Republican leader. Have any Senate Republicans come to you privately and asked you to step down? Or perhaps talked to you about a Senate censure for what you said, even though you've already apologized?</w:t>
+        <w:br/>
+        <w:br/>
+        <w:t>A. No senator has spoken to me about the possibility of me stepping down, directly, publicly or privately. Certainly not any Republican senator. A lot of senators have called to say they're, frankly, they're praying for me, to offer suggestions and ideas of what we could do to, you know, have something positive come out of all of this.</w:t>
+        <w:br/>
+        <w:t>But I'm not about to resign for an accusation that I'm something I'm not. And my colleagues have been very good about calling -- even, you know, Senator Paul Simon from Illinois was at the event. Now he's a Democrat, ran for president, pretty liberal Democrat, really nice guy. I'm crazy about him, too. He brought over and introduced me to his wife, because his first wife I had known had passed away a couple of years ago. He called and said: "Look, I was there. I saw the tone of the event. I heard what you said. I in no way, you know, read into it what has been inferred."</w:t>
+        <w:br/>
+        <w:t xml:space="preserve">And so, I mean that's what a Democrat said. Some people might be surprised that Jim Jeffords -- hadn't exactly made my life a bowl of cherries the last year and a half -- but Jim Jeffords has put out a statement saying I know this guy, I've been in 15 or so states with him around the country. Never did he utter one word. </w:t>
+        <w:br/>
+        <w:t>These are not his words, but basically saying this is not the Trent Lott I know. I may not agree with him on how much funding for, you know, some education program. But I know the man. And I appreciate him doing that. Yes.</w:t>
+        <w:br/>
+        <w:br/>
+        <w:t>Q. Mr. Leader, you said you were winging it last week. But you winged it in the same way in 1980, you said almost the same comment to a newspaper here. And even regarding issues like the Martin Luther King birthday -- Strom Thurmond voted for a Martin Luther King holiday. You voted against it. I'm wondering if you can see how your actions don't inspire a lot of confidence among some people, particularly some African-Americans.</w:t>
+        <w:br/>
+        <w:br/>
+        <w:t>A. Well, I've heard about the 1980 incident and I don't deny that that, you know, that almost the same words were used. For many years, I'd go up to Senator Thurmond -- some of you know where he sits there on the floor -- and I'd kid with him and say, "Strom, you'd have made a great president." And he always looked up and smiled big. And it was this, that kind of a platonic, almost father-son, relationship that we had.</w:t>
+        <w:br/>
+        <w:t>But you know, there are a number of issues that I have voted for and supported over the years. Look, Martin Luther King Jr. was the premier civil rights leader in this country over the last 50 years. And while I have never supported additional holidays, because I think that they cost a huge amount of money -- $325 million is the statistic I have -- some things I have done, for instance, is I did vote to put a bust in the Capitol. Because there was a lot of support for it, and I thought that that was something that would help bring about reconciliation.</w:t>
+        <w:br/>
+        <w:t xml:space="preserve">Also, I was the author of the resolution commemorating June 19 Independence Day, June 19, 1865, the day on which slavery finally came to an end in the United States. I did that. And some people were surprised about it. And I've been working with a number of African-American leaders to try to get a suitable memorial, monument on the Mall. </w:t>
+        <w:br/>
+        <w:t>I made the point in an interview three weeks ago, well before this developed, that I had seen some leaders over the years that might surprise you. And one of them was Charlie Rangel of New York, who worked with me, and we passed the Africa free trade bill. And at one point, it was about to die. And I talked with him. And he said: "No, I don't want to blame anybody for what we didn't get done. But let's get this done."</w:t>
+        <w:br/>
+        <w:t>He and I worked together. We passed a bill. It will be a bill in the end that will help the people in Africa. And it will help the people in America. Because trade is good. Some people will argue with me about that in this state. But I think that free trade like freedom. Free enterprise is what America is based on.</w:t>
+        <w:br/>
+        <w:br/>
+        <w:t>Q. Senator, you've already mentioned the old reputation that Mississippi still has. And those that grew up here and experienced it with you struggle with it every day. But you now represent a new stronger Republican Party nationwide, and that's got to be very important to every elected official in that party. Does this recent incident lessen your strength in the position that you are to assume in January?</w:t>
+        <w:br/>
+        <w:br/>
+        <w:t>A. You know, a friend of mine who sang for "The Lawrence Welk Show," I don't know, 15 or 17 years, has written a song called "Mississippi, This Is Your Song." And it talks about "Mississippi, you seek forgiveness where you've gone wrong."</w:t>
+        <w:br/>
+        <w:t xml:space="preserve">One of the things I'm committed to is trying to help this state. I don't want us to be treated the way we've been treated, sometimes by our own making. I want us to be a part of this nation. I want us to be economically competitive, socially competitive, civilly competitive and a part of the national team. That's one of the things I really enjoyed. </w:t>
+        <w:br/>
+        <w:t>And my party, they have not held where I'm from against me. They've allowed me to be involved and advance, maybe because I was here. Because I was trying to find a way to help this state, some people have been critical of me. Wait, you try to bring federal money to your state. Well, yeah. When I tried to get funds to bring the bridge, right over here -- you want to take a look at it? -- people were endangered. We couldn't grow. We couldn't get across the bridge at certain hours. So I feel very strongly about trying to improve the image of this state.</w:t>
+        <w:br/>
+        <w:t xml:space="preserve">And I appreciate so much the fact that my colleagues have allowed me to be in leadership positions for 20 of my 30 years in the House and the Senate. And I don't want to do anything that stops our effort to reach out and to get more people involved in the party and in government, just voting. That's why I'm for this election reform bill that we passed. </w:t>
+        <w:br/>
+        <w:t xml:space="preserve">I talked to Eddie Bernice Johnson, congresswoman from Dallas, last week. She was asking me about that, like she was surprised that I was for election reform. And I think we should fully fund it. I want everybody to be able to vote. I don't want to hang in chads. </w:t>
+        <w:br/>
+        <w:t xml:space="preserve">And in this state, by the way, we've got a secretary of state that's worked pretty hard and working with the local officials. And we had a pretty efficient and we had fair and honest elections. I want that to fly all over America. And I want the Republican Party not to be hurt by this. I want us to find a way to reach out and build on mistakes that we have made in the past, but commit ourselves to the future. </w:t>
+        <w:br/>
+        <w:t>When I go around this state and I give speeches to mixed groups, I've noticed that when I start talking about what we want in this state are jobs, quality education for everybody, infrastructure so that we can attract those jobs. It was no accident that we brought the Nissan plan to Canton, Miss. Canton, Miss., by the way, which is an overwhelmingly African-American community, this $1.5 billion plant that's going to mean hundreds and thousands of jobs. That's what we've got to do more of in this state. It will help us all.</w:t>
+        <w:br/>
+        <w:br/>
+        <w:t>Q. Senator, you said that you repudiated segregation and previously you acknowledged that at least while at Ole Miss you were a segregationist then. You've said that in the past. And today ----</w:t>
+        <w:br/>
+        <w:br/>
+        <w:t>A. I don't think I said that. I don't think I said that.</w:t>
+        <w:br/>
+        <w:br/>
+        <w:t>Q. You said in an interview in Time magazine in 1997 that at Ole Miss as a student in 1962 you endorsed segregation. What I'm trying to get at, when did you have this conversion on the subject? When did you decide ----</w:t>
+        <w:br/>
+        <w:br/>
+        <w:t>A. No. Just think back what has happened in this state and this country over the last 100 years and what's happened over the last 50 years, and the progress we've made, particularly in the 60's and the 70's and the 80's and the 90's. I know this state has more African-American elected officials than I think any other state, certainly per capita. And by the way, we have African-American Republican elected officials, the mayor of Tchula, Miss. We had a Congressional candidate that ran as a Republican nominee. And we have been encouraging that.</w:t>
+        <w:br/>
+        <w:t xml:space="preserve">So Mississippi, like the South and the rest of the country -- this was not, by the way, a problem that was just in the South, you know. And we get a little offended sometime that that's the way it's stated. In fact, we think we have made more progress and reconciliation of relationships maybe than some other people in other areas. </w:t>
+        <w:br/>
+        <w:t>So we changed with the rest of the country as we got away from those things and made real progress. And I think particularly in the last 20 years you've seen huge advances. Are we where we want to be? Is it perfect? No. And that's why I say we've got to do even more.</w:t>
+        <w:br/>
+        <w:br/>
+        <w:t>Q. Senator, this television program, it sounds like the start of a public relations offensive to get along with the African-American community in the United States. Is that just the first step of that offensive? And if that offensive fails after two or three weeks, do you say this human cry is not going away, I have to reconsider? I might step down as leader of ----</w:t>
+        <w:br/>
+        <w:br/>
+        <w:t>A. Not at all. It's not an offensive, either. I know Bob Johnson, the man that founded and owns Black Entertainment Television. He's from Mississippi, Jackson, Miss., like a lot of other highly successful outstanding African-American Mississippians in sports and music, in entertainment and business. And I'd worked with him in the past and been trying to arrange a time when he can come to Jackson to speak to the 100 black businessmen's group. And he knows me. And he called and said: "Look, you need to be able to speak to the audience that we have. Would you be willing to do that?" . . .</w:t>
+        <w:br/>
+        <w:t xml:space="preserve">He offered. And I said absolutely. </w:t>
+        <w:br/>
+        <w:t>That's what I am saying, though, this is not a one-day deal. This is something that's going to take time and effort. . . .</w:t>
+        <w:br/>
+        <w:br/>
+        <w:t>Q. You're a plain-spoken person. Tell us, bring it all down, just exactly what you meant when you said that.</w:t>
+        <w:br/>
+        <w:br/>
+        <w:t>A. I see Strom Thurmond, the Strom Thurmond I have known, this is a man that was chairman of the Armed Services Committee. So I see strong national defense. He was chairman of the Judiciary Committee. I remember when I first moved over to the Senate, I thought gosh, can he still give a strong speech? He got in the center aisle, gave a strong speech about how unfair a crime it is and the need for strong law enforcement. I presume it was a crime law reform. I don't remember the particular bill.</w:t>
+        <w:br/>
+        <w:t xml:space="preserve">This is a man that has always said that we've got to encourage growth, but we've got to have fiscal responsibility. We need to look at the bottom line, make sure that we don't create long-term problems for ourselves by overspending or any other practice that will cause problems for our children. That's the guy I knew. But instead of that, really, it was just an effort to help, to encourage an elderly gentleman to feel good on that occasion of his 100th birthday. So there were no venal thoughts in my mind. But those are the things I thought about. </w:t>
+        <w:br/>
+        <w:br/>
+        <w:t>Q. Mr. Lott, you represent the state of Mississippi, and here in Mississippi we have a very large African-American population. In your opening statement you mentioned that you were going to dedicate yourself to bridging to overcoming all the controversy this has caused. And I was wondering what specifically are you doing in the State of Mississippi, what do you plan to do here with your constituents to reach out to that important constituency?</w:t>
+        <w:br/>
+        <w:br/>
+        <w:t>A. Well, the first thing I need to do is to be a good job as a senator for the state, work on issues here at home and at the federal level that will help the state. And I mentioned those, the ones I've concentrated on here, have been economic growth initiatives, infrastructure. You know, I found out that, you know, if you don't have decent roads you're not going to get industry. People won't come. And also roads will get you killed. That's what happened to my own father.</w:t>
+        <w:br/>
+        <w:t xml:space="preserve">And also, of course, education. Our education system, we sometime are too critical of it. Some schools are really good. I think the school here in this community is good, Ocean Springs, a lot of good ones. But it's uneven. It's not consistent across the state. I'm trying to help our universities, including our historically black universities and colleges. I have a program named for me at Jackson State University, because I helped get some research funds from Defense and NASA to help them do some research for the Stennis Space Center in Hancock County. </w:t>
+        <w:br/>
+        <w:t xml:space="preserve">I gave the commencement address at Alcorn State University. I have probably had six or eight interns from Alcorn State University. I think those internship programs are very good, because you get young college students. You give them a chance to come to Washington. You listen to them, by the way. I always have lunch with them and say: "O.K., tell me what you see. Tell me what you think. Tell me what you want in life." </w:t>
+        <w:br/>
+        <w:t xml:space="preserve">And I've made it a point to appoint Mississippians, including African-American Mississippians, to national commissions and boards. Because we can do it, too. You know, you can. We've got outstanding people here. I mentioned Wanita Dody right here in Pascagoula area. I appointed the longshoremen union head, Ronald Robinson, to the National Labor Standards Board, an African-American. Would tell you right quick he's a Democrat. But I knew him. I've known him since I practiced law here in 1967. I knew him to be a good smart man that was working in an area that was relevant. And there are others like that. The vice chairman of the Postal Rate Commission is Danny Covington from the Mississippi Delta, an African-American. </w:t>
+        <w:br/>
+        <w:t>I can give you a list like that. And I've had staff members for years and years and years, including some from right here in Moss Point and Pascagoula, Miss., area. And I do today. And it's not just African-Americans, I have other minorities that have worked or work for me now. All right, let's see here. I don't want this going too long.</w:t>
+        <w:br/>
+        <w:br/>
+        <w:t>Q. Senator, what's your life been like for the last week ?</w:t>
+        <w:br/>
+        <w:br/>
+        <w:t>A. Sort of like a hurricane. My wife and I had planned -- we thought this would be a quiet time and a good time to get just a couple days off to sort of rest before we came home to childproof our home here in Pascagoula, where we, we're going to have our three grandchildren here. That certainly, those two days certainly, weren't restful, as I was trying to talk to people and reach out and think out, think and try to even communicate, which was hard to do, because there was no television station close by.</w:t>
+        <w:br/>
+        <w:t xml:space="preserve">But it's been, you know, it's been very difficult. But again, I don't blame anybody else. I brought this on myself. And it's going to be up to me to deal with it. . . . </w:t>
+        <w:br/>
+        <w:br/>
+        <w:t>Q. Senator, you and your office have issued several apologies and clarifications over the last several days. Why did you feel the need to come here and expound upon that? Were you pressured by anyone in Washington to come here today?</w:t>
+        <w:br/>
+        <w:br/>
+        <w:t>A. No. First of all, I was in Washington last week. I can't remember what day this birthday party was, Wednesday or Thursday. I was there Thursday, Friday, Saturday. Events, I went to events, Saturday, Sunday, Monday. I left Tuesday afternoon and had lots of contacts with the media, and was not much being said about it. And then all of the sudden, of course, Wednesday and Thursday it really got quite active. And I was in a remote area, and the only way I could communicate was in writing or in, at that point, this is Wednesday and Thursday, or by radio hook-up with Larry King and Sean Hannity.</w:t>
+        <w:br/>
+        <w:t xml:space="preserve">But the main reason I'm here today is because I'm in, I'm home, I'm in Mississippi. And the first person I called on was local media. I knew I needed to do this for my local people, anyway. And so since I had not actually stood up and taken questions from the national media because of my location for the last three days, it seemed like the logical thing to do. I didn't want to be running back and forth doing one, two or a 100 interviews. This seemed like a better way to do it. </w:t>
+        <w:br/>
+        <w:br/>
+        <w:t>Q. Senator, before the president publicly denounced your comments did he contact you? Did he say anything?</w:t>
+        <w:br/>
+        <w:br/>
+        <w:t>A. I did receive a call. His remarks were read to me. I said, "That sounds fine." They were terrible words. I apologized, and rightly so. That's what he said. And I talked to him after his trip to Philadelphia. And we have a very close relationship and we've talked about it. It was a very positive conversation. I'm not going to quote him, because you're not supposed to.</w:t>
+        <w:br/>
+        <w:t>But look, I've talked to everybody that I can get on the phone, the president, the vice president, the president's chief of staff, probably 50 or 55 senators that are strung all across the country and the world and a lot of individuals, leaders, in Congress, in Washington, African-American leaders and others. All right, last question. You had one.</w:t>
+        <w:br/>
+        <w:br/>
+        <w:t>Q. You said that you support everybody's right to vote. And yet you were one of just a handful of people in the House of Representatives, just 24, who opposed the expansion of the Voting Rights Act that would have created penalties for Southern states that didn't assure open polls for black voters.</w:t>
+        <w:br/>
+        <w:br/>
+        <w:t>A. My problem with that was it was always aimed at one region. I had serious doubts about my ----</w:t>
+        <w:br/>
+        <w:t>Are you with Al Sharpton?</w:t>
+        <w:br/>
+        <w:br/>
+        <w:t>Q. Yes, I am. Do you denounce racism?</w:t>
+        <w:br/>
+        <w:br/>
+        <w:t>A. Absolutely, I do. I repudiate it. . . . Well, I don't know who you're talking about there. Let me go back to this gentleman's question and finish up.</w:t>
+        <w:br/>
+        <w:br/>
+        <w:t>Q. Some people have tried to link this controversy to the nomination of Charles Pickering. They've said they're going to try to bring this up next year to get the White House not to renominate him and make him a federal appellate court judge. Do you think this is going to work . . . next year?</w:t>
+        <w:br/>
+        <w:br/>
+        <w:t>A. All I know is Federal Judge Charles Pickering is an outstanding human being that has made an excellent judge, and he would make an excellent Circuit Court judge. Obviously, people will try to use it against him. They used a lot of things against him last time that were very unfair. But we'll work through that before the year is out and early next year.</w:t>
+        <w:br/>
+        <w:br/>
+        <w:t>http://www.nytimes.com</w:t>
         <w:br/>
         <w:br/>
         <w:t>Graphic</w:t>
@@ -87,7 +250,7 @@
         <w:br/>
         <w:t xml:space="preserve"> </w:t>
         <w:br/>
-        <w:t>Photo: Whittaker Chambers. (Associated Press, 1949)</w:t>
+        <w:t>Photo: Senator Trent Lott answered reporters' questions yesterday in Pascagoula, Miss. (Associated Press)</w:t>
       </w:r>
     </w:p>
     <w:sectPr>

--- a/example_articles/states/Mississippi/2.states_Mississippi_New_York_Times.docx
+++ b/example_articles/states/Mississippi/2.states_Mississippi_New_York_Times.docx
@@ -7,7 +7,7 @@
         <w:pStyle w:val="Heading1"/>
       </w:pPr>
       <w:r>
-        <w:t>DIVISIVE WORDS; Excerpts From News Conference Held by Senator Lott in Mississippi</w:t>
+        <w:t>Review: 'P-Valley' Has All the Right Moves</w:t>
       </w:r>
     </w:p>
     <w:p>
@@ -17,17 +17,17 @@
     </w:p>
     <w:p>
       <w:r>
-        <w:t>Date: 2002-12-14</w:t>
+        <w:t>Date: 2020-07-12</w:t>
       </w:r>
     </w:p>
     <w:p>
       <w:r>
-        <w:t>Section: Section A; Column 1; National Desk; Pg. 18</w:t>
+        <w:t>Section: ARTS; television</w:t>
       </w:r>
     </w:p>
     <w:p>
       <w:r>
-        <w:t>Source file: NYT/53.DOCX</w:t>
+        <w:t>Source file: NYT/11.DOCX</w:t>
       </w:r>
     </w:p>
     <w:p>
@@ -49,208 +49,39 @@
     </w:p>
     <w:p>
       <w:r>
-        <w:t>Following are excerpts from Senator Trent Lott's news conference yesterday in Pascagoula, Miss., as recorded by The New York Times:</w:t>
+        <w:t>Sex may sell this Starz strip-club drama, but at heart it's a potent, lyrical story about hard work.</w:t>
         <w:br/>
-        <w:t xml:space="preserve">     I have a prepared statement, and then I have a brief announcement, and then I'd be glad to take your questions. </w:t>
+        <w:t>In the first episode of "P-Valley," Mercedes (Brandee Evans), a dancer at the Pynk, a strip club somewhere in the Mississippi Delta, takes the stage for her headlining act. She struts, she swings, she grinds, she climbs the pole. The audience roars. Then it disappears.</w:t>
         <w:br/>
-        <w:t xml:space="preserve"> Segregation is a stain on our nation's soul. There is no other way to describe it. It represents one of the lowest moments in our nation's history. And we can never forget that. </w:t>
+        <w:t>Or at least it seems to. The music drops off, and the crowd noise does too. As she climbs — up and up, until she's inverted, heels planted on the ceiling — you hear her panting breath, the squeak of the pole, the blood rushing in her head. She is alone, aloft, ascendant.</w:t>
         <w:br/>
-        <w:t xml:space="preserve">I grew up with segregation here in these communities. But I want to note that in these communities of Pascagoula and Moss Point and Gautier and Ocean Springs, Miss., we worked hard to overcome that and to bring about reconciliation and to work together. I grew up in an environment that condoned policies and views that we now know were wrong and immoral, and I repudiate them. </w:t>
+        <w:t>Then she glides down, the music rises and the dollars rain. It's a commanding sequence. Like all the women at the Pynk, Mercedes works hard to earn those singles. But in this moment, the crowd works for her.</w:t>
         <w:br/>
-        <w:t xml:space="preserve">Let me be clear. Segregation and racism are immoral. I feel very strongly about my faith. I grew up in a local church here. I actively participated. And as I've grown older, I have come to realize more and more that if you feel strongly about that you cannot in any way support discrimination or unfairness for anybody. It's just not consistent with the beliefs that I feel so strongly about. </w:t>
+        <w:t>"P-Valley," beginning its eight-episode first season Sunday on Starz, is a lot of show, a noir melodrama about struggle and secrets, family strife and business machinations. But above all, it's a confident and lyrical story with an intimate understanding of the sort of characters who are too often used as decoration in the Bada Bings of antihero drama. Here these women, most of them Black, get to be subjects, not objects. And they demand notice.</w:t>
         <w:br/>
-        <w:t xml:space="preserve">I've seen what that type of thing in the past can do to families, to schools and to communities. I've seen personally the destruction it's wrought on lives, good people. I've known many of them personally and I know that there are terrible harms that have come out of that era. </w:t>
+        <w:t>The playwright and showrunner Katori Hall adapted "P-Valley" from her 2015 play "Pussy Valley." For the TV version, she hired only female directors (the music-video director Karena Evans sets the visual style in the pilot), and their perspective is clear, not least in the dance scenes.</w:t>
         <w:br/>
-        <w:t xml:space="preserve">The president was right when he said that every day our nation was segregated was a day that America was unfaithful to our founding principles and our founding fathers. I lived through those troubled times in the South. And along with the South, I have learned from the mistakes of our past. I have asked and I'm asking for forbearance and forgiveness as I continue to learn from my own mistakes and as I continue to grow and get older. But as you get older, you hopefully grow in your views and your acceptance of everybody, both as a person and certainly as a leader. </w:t>
+        <w:t>The camera's point of view is the dancers', not the customers'. It puts you on the stage, looking over their shoulders, taking in the faces of the watching clientele. When it does view the dancers from the crowd, it's not leering but admiring, as if appreciating a fellow artist's technique. It sees them as whole, not as parts. It captures exertion and musculature, vertiginously following the women like astronauts in zero gravity.</w:t>
         <w:br/>
-        <w:t xml:space="preserve">With regard to my remarks about Strom Thurmond, Senator Thurmond is a friend. He's a colleague. And if no other reason because he's 100 years old and still a member of the Senate, he's legendary. But he came to understand the evil of segregation and the wrongness of his own views. And to his credit he said as much himself. </w:t>
+        <w:t>The series opens in the floodwaters of Houston, where a young woman (Elarica Johnson) finds a wallet, takes the driver's license and catches a bus, disembarking during a convenience-store rest stop. She finds herself at an amateur-night "booty battle" at the Pynk, talks her way into a regular gig and takes the stage name Autumn Night.</w:t>
         <w:br/>
-        <w:t xml:space="preserve">Last week, I was privileged to join hundreds of others to honor him. It was a lighthearted affair, but my choice of words were totally unacceptable and insensitive. And I apologize for that. </w:t>
+        <w:t>Autumn — whom we meet as a victim of tragedy but who emerges as something more complex and ambitious — is our entree to the Pynk's quasi-family, overseen by Uncle Clifford (a charismatic Nicco Annan), the gender-fluid proprietor with a sharp tongue and stunning fashion sense. (One Clifford ensemble incorporates a red parasol, denim cutoffs and a bustle.)</w:t>
         <w:br/>
-        <w:t xml:space="preserve">Let me make clear, though, in celebrating his life I didn't mean in any way to suggest that his views of over 50 years ago on segregation were justified or right. It was wrong and immoral then, and it is now. </w:t>
+        <w:t>Mercedes, who coaches a girls' dance team and aspires to open her own gym, sizes up Autumn as an upstart trading on her looks. ("She ain't do nothing but lay up there looking light.") The other regulars include Miss Mississippi (Shannon Thornton), a young mother in an abusive relationship, and the one white dancer, suitably named Gidget (Skyler Joy), for whom stripping is a family tradition. The cast is uniformly outstanding.</w:t>
         <w:br/>
-        <w:t xml:space="preserve">By the time I came to know Strom Thurmond some 40 years after he ran for president -- I knew of him when I was in the House of Representatives, I didn't really get to know him till I started running for the Senate and moved over to the Senate -- he had long since renounced many of the views of the past, the repugnant views he had had. And he made that public himself. </w:t>
+        <w:t>The Pynk's setting ("right off exit 2-9 in the Dirty Delta," in the fictional town of Chucalissa) gives "P-Valley" a mythic, allegorical feel. This may reflect the story's roots in theater, like the nimble, lewd dialogue does. Critiquing lyrics for an up-and-coming rapper, Lil' Murda (J. Alphonse Nicholson), Mercedes asks him, "You rapping in cursive?" After another Mercedes one-liner, he compliments her: "I like your consonance. I like your assonance too."</w:t>
         <w:br/>
-        <w:t xml:space="preserve">That said, I apologize for opening old wounds and hurting many Americans who feel so deeply in this area. I take full responsibility for my remarks. I can't say it was prepared remarks. As a matter of fact, I was winging it. I was too much into the moment. But I only hope that people will find it in their heart to forgive me for that grievous mistake on that occasion. </w:t>
+        <w:t>Outside the club, "P-Valley" fleshes out its corner of the South: strip malls, payday loan centers, a cracked-asphalt parking lot where a Black man in a cowboy hat rides a horse. This is a series that knows where it lives, infused with a sense of place, throbbing with trap music and immersed in its characters' language and ways of life.</w:t>
         <w:br/>
-        <w:t xml:space="preserve">Not only have I seen the destruction by these immoral policies of the past, I have tried to and will continue to do everything in my power to ensure that we never go back to that type of society again. I have worked in this town, in this county and in this state to try to help people, to bring about reconciliation, to reach out to people of all race, colors, religions, to give them a chance to get a better education, to get a job. That's the best way I can think of to help liberate people, to help them be able to get a good-paying job. And this is a blue-collar working-class community. And we've been blessed with the opportunities we've had here because we're a blue-collar working-class community. </w:t>
+        <w:t>Sex and flash may get audiences to pay the cover charge into "P-Valley," but at heart it's really about work. Specifically, it's about working-class women at the frayed edges of a service economy, with no net to catch them if they lose their grip on the pole. Stripping, it shows, is skilled labor, not just physically but emotionally, from handling aggressive clients in the private champagne room to sizing up which customers are likely to tip and which are a waste of time.</w:t>
         <w:br/>
-        <w:t xml:space="preserve">Now there will be some disagreement on the best ways to ensure that every American, every American of every color and race and ethnic background has a fair and equal chance in life. But our goals are the same, even though we'll debate it on philosophical or partisan lines. </w:t>
+        <w:t>"P-Valley" didn't need a pandemic and economic collapse to feel relevant. But a series about women literally using their bodies to survive undeniably hits harder arriving in the middle of a crisis that's killing and impoverishing already marginalized people.</w:t>
         <w:br/>
-        <w:t xml:space="preserve">We want a color-blind society that every American has an opportunity to succeed, an end to the entrenched poverty and joblessness that has plagued minority communities and communities of all kinds in this state and across this nation. A good education for every child that gives them a real chance for a good life and that rejects the soft racism of low expectations. </w:t>
+        <w:t>The plot machinations get shakier the farther "P-Valley" gets from the club. It layers on a scheme by a casino developer to buy up land in the area and sink the Pynk. In the four episodes screened for critics, the story line veers toward daytime-drama machinations. (A church-politics subplot involving Mercedes' exploitative, holy-roller mother, played by Harriett D. Foy, is intriguing but gets less screen time.)</w:t>
         <w:br/>
-        <w:t xml:space="preserve">I've benefited from the public education in this state. I was able to go on to college and to get a law degree. So did my wife, and so did both of my children, both in public schools in Virginia and in Mississippi. And it gave us the chance that we want everybody to have, to get a good education then go on and have a profession and get a job. </w:t>
+        <w:t>Maybe this larger arc will pan out, or maybe it's the sort of story that new series load themselves up with for fear that character drama alone isn't enough to hold an audience. "P-Valley" shouldn't worry about that. The show understands the dreams and challenges of its captivating characters the way an exotic dancer knows the physics of her own body. And when it takes the stage and gets in the zone, it positively flies.</w:t>
         <w:br/>
-        <w:t>We need strict enforcement of civil rights laws on the books, and all laws on the books, to guarantee equality and punish racism. Government does best when it helps people help themselves. You've heard that phrase before. Human dignity is found not in a handout, but a hand up, to help people to be able to do more for themselves and their children and their grandchildren and their future. Government should be about giving people a real chance to do for themselves and help themselves and to live the American dream.</w:t>
-        <w:br/>
-        <w:t>I believe this because I have lived it. My father when I was born was a sharecropper. Yes, a sharecropper. He raised cotton on somebody else's land in a county where everybody was poor, regardless of race or anything else. Almost everybody was barely making it.</w:t>
-        <w:br/>
-        <w:t>And then of course we came down to Pascagoula. My dad was a shipyard worker. My mother taught school. So I had lived this dream. I was their only son, the first to earn a graduate degree. And I feel so strongly that everything I've been able to do in my education, in my opportunities in life and in my political career, is evidence that no matter where you're from or what you're background, of your parents, or what your race is, you can if you work hard and take advantage of the opportunities, get a good education. You can live this American dream.</w:t>
-        <w:br/>
-        <w:t>To those who believe that I was implying that this dream is for some and not for all, that's just not true. But I apologize, for those that got that impression. I work in this state to try to make sure that all Mississippians have a chance at the American dream. And I will continue to do that as long as I live.</w:t>
-        <w:br/>
-        <w:t>In the days and months to come, I will dedicate myself to undo the hurt I have caused and will do all that I can to contribute to a society where every American has an opportunity to succeed.</w:t>
-        <w:br/>
-        <w:t>As a man of faith in local church here, I read the Bible all my life. I now will fully understand the Psalm that says a broken spirit, a contrite and humble heart.</w:t>
-        <w:br/>
-        <w:t xml:space="preserve">One final point. The next step to make sure that these are just not words here today is I am talking to and working with African-American leaders like Roy Innis of the Congress of Racial Equality and Bob Johnson of Black Entertainment Television. And in that vein we're working to get final agreement on a time next week, early next week, when for a full hour I will talk about my hopes and dreams for the people in this state and this country, regardless of their race, and to make sure that African-Americans have the opportunities that they deserve. . . . </w:t>
-        <w:br/>
-        <w:br/>
-        <w:t>Q. Senator, obviously you were surprised at the reaction of the country to your comments. Besides being surprised, were you angered? Were you disappointed, saddened? What was your take in terms of how your colleagues and the nation and the media reacted?</w:t>
-        <w:br/>
-        <w:br/>
-        <w:t>A. You know, I was surprised. And that shows you where I've done wrong. I mean obviously I had a blind spot. I was insensitive in the words I chose or the extra phrase I added. I did not in any way mean to be endorsing policies of 54 years ago. I was trying to make happy an incredible legendary human being that holds the record in the Senate, was 100 years old, landed at Normandy. And I love him for so many things he has done and the growth that he has shown. But that doesn't justify it.</w:t>
-        <w:br/>
-        <w:t xml:space="preserve">When you're from Mississippi and when you are a Republican leader, you got an extra burden to make sure you think about every word and every phrase, so that it doesn't convey the wrong impression or hurt people. </w:t>
-        <w:br/>
-        <w:t>And so while I was surprised, because I was just into the event, I still caused a major problem. And I want to get over that. Let me go right here. Yes.</w:t>
-        <w:br/>
-        <w:br/>
-        <w:t>Q. Senator Lott, a lot of conservative commentators have called for you to step down as Senate Republican leader. Have any Senate Republicans come to you privately and asked you to step down? Or perhaps talked to you about a Senate censure for what you said, even though you've already apologized?</w:t>
-        <w:br/>
-        <w:br/>
-        <w:t>A. No senator has spoken to me about the possibility of me stepping down, directly, publicly or privately. Certainly not any Republican senator. A lot of senators have called to say they're, frankly, they're praying for me, to offer suggestions and ideas of what we could do to, you know, have something positive come out of all of this.</w:t>
-        <w:br/>
-        <w:t>But I'm not about to resign for an accusation that I'm something I'm not. And my colleagues have been very good about calling -- even, you know, Senator Paul Simon from Illinois was at the event. Now he's a Democrat, ran for president, pretty liberal Democrat, really nice guy. I'm crazy about him, too. He brought over and introduced me to his wife, because his first wife I had known had passed away a couple of years ago. He called and said: "Look, I was there. I saw the tone of the event. I heard what you said. I in no way, you know, read into it what has been inferred."</w:t>
-        <w:br/>
-        <w:t xml:space="preserve">And so, I mean that's what a Democrat said. Some people might be surprised that Jim Jeffords -- hadn't exactly made my life a bowl of cherries the last year and a half -- but Jim Jeffords has put out a statement saying I know this guy, I've been in 15 or so states with him around the country. Never did he utter one word. </w:t>
-        <w:br/>
-        <w:t>These are not his words, but basically saying this is not the Trent Lott I know. I may not agree with him on how much funding for, you know, some education program. But I know the man. And I appreciate him doing that. Yes.</w:t>
-        <w:br/>
-        <w:br/>
-        <w:t>Q. Mr. Leader, you said you were winging it last week. But you winged it in the same way in 1980, you said almost the same comment to a newspaper here. And even regarding issues like the Martin Luther King birthday -- Strom Thurmond voted for a Martin Luther King holiday. You voted against it. I'm wondering if you can see how your actions don't inspire a lot of confidence among some people, particularly some African-Americans.</w:t>
-        <w:br/>
-        <w:br/>
-        <w:t>A. Well, I've heard about the 1980 incident and I don't deny that that, you know, that almost the same words were used. For many years, I'd go up to Senator Thurmond -- some of you know where he sits there on the floor -- and I'd kid with him and say, "Strom, you'd have made a great president." And he always looked up and smiled big. And it was this, that kind of a platonic, almost father-son, relationship that we had.</w:t>
-        <w:br/>
-        <w:t>But you know, there are a number of issues that I have voted for and supported over the years. Look, Martin Luther King Jr. was the premier civil rights leader in this country over the last 50 years. And while I have never supported additional holidays, because I think that they cost a huge amount of money -- $325 million is the statistic I have -- some things I have done, for instance, is I did vote to put a bust in the Capitol. Because there was a lot of support for it, and I thought that that was something that would help bring about reconciliation.</w:t>
-        <w:br/>
-        <w:t xml:space="preserve">Also, I was the author of the resolution commemorating June 19 Independence Day, June 19, 1865, the day on which slavery finally came to an end in the United States. I did that. And some people were surprised about it. And I've been working with a number of African-American leaders to try to get a suitable memorial, monument on the Mall. </w:t>
-        <w:br/>
-        <w:t>I made the point in an interview three weeks ago, well before this developed, that I had seen some leaders over the years that might surprise you. And one of them was Charlie Rangel of New York, who worked with me, and we passed the Africa free trade bill. And at one point, it was about to die. And I talked with him. And he said: "No, I don't want to blame anybody for what we didn't get done. But let's get this done."</w:t>
-        <w:br/>
-        <w:t>He and I worked together. We passed a bill. It will be a bill in the end that will help the people in Africa. And it will help the people in America. Because trade is good. Some people will argue with me about that in this state. But I think that free trade like freedom. Free enterprise is what America is based on.</w:t>
-        <w:br/>
-        <w:br/>
-        <w:t>Q. Senator, you've already mentioned the old reputation that Mississippi still has. And those that grew up here and experienced it with you struggle with it every day. But you now represent a new stronger Republican Party nationwide, and that's got to be very important to every elected official in that party. Does this recent incident lessen your strength in the position that you are to assume in January?</w:t>
-        <w:br/>
-        <w:br/>
-        <w:t>A. You know, a friend of mine who sang for "The Lawrence Welk Show," I don't know, 15 or 17 years, has written a song called "Mississippi, This Is Your Song." And it talks about "Mississippi, you seek forgiveness where you've gone wrong."</w:t>
-        <w:br/>
-        <w:t xml:space="preserve">One of the things I'm committed to is trying to help this state. I don't want us to be treated the way we've been treated, sometimes by our own making. I want us to be a part of this nation. I want us to be economically competitive, socially competitive, civilly competitive and a part of the national team. That's one of the things I really enjoyed. </w:t>
-        <w:br/>
-        <w:t>And my party, they have not held where I'm from against me. They've allowed me to be involved and advance, maybe because I was here. Because I was trying to find a way to help this state, some people have been critical of me. Wait, you try to bring federal money to your state. Well, yeah. When I tried to get funds to bring the bridge, right over here -- you want to take a look at it? -- people were endangered. We couldn't grow. We couldn't get across the bridge at certain hours. So I feel very strongly about trying to improve the image of this state.</w:t>
-        <w:br/>
-        <w:t xml:space="preserve">And I appreciate so much the fact that my colleagues have allowed me to be in leadership positions for 20 of my 30 years in the House and the Senate. And I don't want to do anything that stops our effort to reach out and to get more people involved in the party and in government, just voting. That's why I'm for this election reform bill that we passed. </w:t>
-        <w:br/>
-        <w:t xml:space="preserve">I talked to Eddie Bernice Johnson, congresswoman from Dallas, last week. She was asking me about that, like she was surprised that I was for election reform. And I think we should fully fund it. I want everybody to be able to vote. I don't want to hang in chads. </w:t>
-        <w:br/>
-        <w:t xml:space="preserve">And in this state, by the way, we've got a secretary of state that's worked pretty hard and working with the local officials. And we had a pretty efficient and we had fair and honest elections. I want that to fly all over America. And I want the Republican Party not to be hurt by this. I want us to find a way to reach out and build on mistakes that we have made in the past, but commit ourselves to the future. </w:t>
-        <w:br/>
-        <w:t>When I go around this state and I give speeches to mixed groups, I've noticed that when I start talking about what we want in this state are jobs, quality education for everybody, infrastructure so that we can attract those jobs. It was no accident that we brought the Nissan plan to Canton, Miss. Canton, Miss., by the way, which is an overwhelmingly African-American community, this $1.5 billion plant that's going to mean hundreds and thousands of jobs. That's what we've got to do more of in this state. It will help us all.</w:t>
-        <w:br/>
-        <w:br/>
-        <w:t>Q. Senator, you said that you repudiated segregation and previously you acknowledged that at least while at Ole Miss you were a segregationist then. You've said that in the past. And today ----</w:t>
-        <w:br/>
-        <w:br/>
-        <w:t>A. I don't think I said that. I don't think I said that.</w:t>
-        <w:br/>
-        <w:br/>
-        <w:t>Q. You said in an interview in Time magazine in 1997 that at Ole Miss as a student in 1962 you endorsed segregation. What I'm trying to get at, when did you have this conversion on the subject? When did you decide ----</w:t>
-        <w:br/>
-        <w:br/>
-        <w:t>A. No. Just think back what has happened in this state and this country over the last 100 years and what's happened over the last 50 years, and the progress we've made, particularly in the 60's and the 70's and the 80's and the 90's. I know this state has more African-American elected officials than I think any other state, certainly per capita. And by the way, we have African-American Republican elected officials, the mayor of Tchula, Miss. We had a Congressional candidate that ran as a Republican nominee. And we have been encouraging that.</w:t>
-        <w:br/>
-        <w:t xml:space="preserve">So Mississippi, like the South and the rest of the country -- this was not, by the way, a problem that was just in the South, you know. And we get a little offended sometime that that's the way it's stated. In fact, we think we have made more progress and reconciliation of relationships maybe than some other people in other areas. </w:t>
-        <w:br/>
-        <w:t>So we changed with the rest of the country as we got away from those things and made real progress. And I think particularly in the last 20 years you've seen huge advances. Are we where we want to be? Is it perfect? No. And that's why I say we've got to do even more.</w:t>
-        <w:br/>
-        <w:br/>
-        <w:t>Q. Senator, this television program, it sounds like the start of a public relations offensive to get along with the African-American community in the United States. Is that just the first step of that offensive? And if that offensive fails after two or three weeks, do you say this human cry is not going away, I have to reconsider? I might step down as leader of ----</w:t>
-        <w:br/>
-        <w:br/>
-        <w:t>A. Not at all. It's not an offensive, either. I know Bob Johnson, the man that founded and owns Black Entertainment Television. He's from Mississippi, Jackson, Miss., like a lot of other highly successful outstanding African-American Mississippians in sports and music, in entertainment and business. And I'd worked with him in the past and been trying to arrange a time when he can come to Jackson to speak to the 100 black businessmen's group. And he knows me. And he called and said: "Look, you need to be able to speak to the audience that we have. Would you be willing to do that?" . . .</w:t>
-        <w:br/>
-        <w:t xml:space="preserve">He offered. And I said absolutely. </w:t>
-        <w:br/>
-        <w:t>That's what I am saying, though, this is not a one-day deal. This is something that's going to take time and effort. . . .</w:t>
-        <w:br/>
-        <w:br/>
-        <w:t>Q. You're a plain-spoken person. Tell us, bring it all down, just exactly what you meant when you said that.</w:t>
-        <w:br/>
-        <w:br/>
-        <w:t>A. I see Strom Thurmond, the Strom Thurmond I have known, this is a man that was chairman of the Armed Services Committee. So I see strong national defense. He was chairman of the Judiciary Committee. I remember when I first moved over to the Senate, I thought gosh, can he still give a strong speech? He got in the center aisle, gave a strong speech about how unfair a crime it is and the need for strong law enforcement. I presume it was a crime law reform. I don't remember the particular bill.</w:t>
-        <w:br/>
-        <w:t xml:space="preserve">This is a man that has always said that we've got to encourage growth, but we've got to have fiscal responsibility. We need to look at the bottom line, make sure that we don't create long-term problems for ourselves by overspending or any other practice that will cause problems for our children. That's the guy I knew. But instead of that, really, it was just an effort to help, to encourage an elderly gentleman to feel good on that occasion of his 100th birthday. So there were no venal thoughts in my mind. But those are the things I thought about. </w:t>
-        <w:br/>
-        <w:br/>
-        <w:t>Q. Mr. Lott, you represent the state of Mississippi, and here in Mississippi we have a very large African-American population. In your opening statement you mentioned that you were going to dedicate yourself to bridging to overcoming all the controversy this has caused. And I was wondering what specifically are you doing in the State of Mississippi, what do you plan to do here with your constituents to reach out to that important constituency?</w:t>
-        <w:br/>
-        <w:br/>
-        <w:t>A. Well, the first thing I need to do is to be a good job as a senator for the state, work on issues here at home and at the federal level that will help the state. And I mentioned those, the ones I've concentrated on here, have been economic growth initiatives, infrastructure. You know, I found out that, you know, if you don't have decent roads you're not going to get industry. People won't come. And also roads will get you killed. That's what happened to my own father.</w:t>
-        <w:br/>
-        <w:t xml:space="preserve">And also, of course, education. Our education system, we sometime are too critical of it. Some schools are really good. I think the school here in this community is good, Ocean Springs, a lot of good ones. But it's uneven. It's not consistent across the state. I'm trying to help our universities, including our historically black universities and colleges. I have a program named for me at Jackson State University, because I helped get some research funds from Defense and NASA to help them do some research for the Stennis Space Center in Hancock County. </w:t>
-        <w:br/>
-        <w:t xml:space="preserve">I gave the commencement address at Alcorn State University. I have probably had six or eight interns from Alcorn State University. I think those internship programs are very good, because you get young college students. You give them a chance to come to Washington. You listen to them, by the way. I always have lunch with them and say: "O.K., tell me what you see. Tell me what you think. Tell me what you want in life." </w:t>
-        <w:br/>
-        <w:t xml:space="preserve">And I've made it a point to appoint Mississippians, including African-American Mississippians, to national commissions and boards. Because we can do it, too. You know, you can. We've got outstanding people here. I mentioned Wanita Dody right here in Pascagoula area. I appointed the longshoremen union head, Ronald Robinson, to the National Labor Standards Board, an African-American. Would tell you right quick he's a Democrat. But I knew him. I've known him since I practiced law here in 1967. I knew him to be a good smart man that was working in an area that was relevant. And there are others like that. The vice chairman of the Postal Rate Commission is Danny Covington from the Mississippi Delta, an African-American. </w:t>
-        <w:br/>
-        <w:t>I can give you a list like that. And I've had staff members for years and years and years, including some from right here in Moss Point and Pascagoula, Miss., area. And I do today. And it's not just African-Americans, I have other minorities that have worked or work for me now. All right, let's see here. I don't want this going too long.</w:t>
-        <w:br/>
-        <w:br/>
-        <w:t>Q. Senator, what's your life been like for the last week ?</w:t>
-        <w:br/>
-        <w:br/>
-        <w:t>A. Sort of like a hurricane. My wife and I had planned -- we thought this would be a quiet time and a good time to get just a couple days off to sort of rest before we came home to childproof our home here in Pascagoula, where we, we're going to have our three grandchildren here. That certainly, those two days certainly, weren't restful, as I was trying to talk to people and reach out and think out, think and try to even communicate, which was hard to do, because there was no television station close by.</w:t>
-        <w:br/>
-        <w:t xml:space="preserve">But it's been, you know, it's been very difficult. But again, I don't blame anybody else. I brought this on myself. And it's going to be up to me to deal with it. . . . </w:t>
-        <w:br/>
-        <w:br/>
-        <w:t>Q. Senator, you and your office have issued several apologies and clarifications over the last several days. Why did you feel the need to come here and expound upon that? Were you pressured by anyone in Washington to come here today?</w:t>
-        <w:br/>
-        <w:br/>
-        <w:t>A. No. First of all, I was in Washington last week. I can't remember what day this birthday party was, Wednesday or Thursday. I was there Thursday, Friday, Saturday. Events, I went to events, Saturday, Sunday, Monday. I left Tuesday afternoon and had lots of contacts with the media, and was not much being said about it. And then all of the sudden, of course, Wednesday and Thursday it really got quite active. And I was in a remote area, and the only way I could communicate was in writing or in, at that point, this is Wednesday and Thursday, or by radio hook-up with Larry King and Sean Hannity.</w:t>
-        <w:br/>
-        <w:t xml:space="preserve">But the main reason I'm here today is because I'm in, I'm home, I'm in Mississippi. And the first person I called on was local media. I knew I needed to do this for my local people, anyway. And so since I had not actually stood up and taken questions from the national media because of my location for the last three days, it seemed like the logical thing to do. I didn't want to be running back and forth doing one, two or a 100 interviews. This seemed like a better way to do it. </w:t>
-        <w:br/>
-        <w:br/>
-        <w:t>Q. Senator, before the president publicly denounced your comments did he contact you? Did he say anything?</w:t>
-        <w:br/>
-        <w:br/>
-        <w:t>A. I did receive a call. His remarks were read to me. I said, "That sounds fine." They were terrible words. I apologized, and rightly so. That's what he said. And I talked to him after his trip to Philadelphia. And we have a very close relationship and we've talked about it. It was a very positive conversation. I'm not going to quote him, because you're not supposed to.</w:t>
-        <w:br/>
-        <w:t>But look, I've talked to everybody that I can get on the phone, the president, the vice president, the president's chief of staff, probably 50 or 55 senators that are strung all across the country and the world and a lot of individuals, leaders, in Congress, in Washington, African-American leaders and others. All right, last question. You had one.</w:t>
-        <w:br/>
-        <w:br/>
-        <w:t>Q. You said that you support everybody's right to vote. And yet you were one of just a handful of people in the House of Representatives, just 24, who opposed the expansion of the Voting Rights Act that would have created penalties for Southern states that didn't assure open polls for black voters.</w:t>
-        <w:br/>
-        <w:br/>
-        <w:t>A. My problem with that was it was always aimed at one region. I had serious doubts about my ----</w:t>
-        <w:br/>
-        <w:t>Are you with Al Sharpton?</w:t>
-        <w:br/>
-        <w:br/>
-        <w:t>Q. Yes, I am. Do you denounce racism?</w:t>
-        <w:br/>
-        <w:br/>
-        <w:t>A. Absolutely, I do. I repudiate it. . . . Well, I don't know who you're talking about there. Let me go back to this gentleman's question and finish up.</w:t>
-        <w:br/>
-        <w:br/>
-        <w:t>Q. Some people have tried to link this controversy to the nomination of Charles Pickering. They've said they're going to try to bring this up next year to get the White House not to renominate him and make him a federal appellate court judge. Do you think this is going to work . . . next year?</w:t>
-        <w:br/>
-        <w:br/>
-        <w:t>A. All I know is Federal Judge Charles Pickering is an outstanding human being that has made an excellent judge, and he would make an excellent Circuit Court judge. Obviously, people will try to use it against him. They used a lot of things against him last time that were very unfair. But we'll work through that before the year is out and early next year.</w:t>
-        <w:br/>
-        <w:br/>
-        <w:t>http://www.nytimes.com</w:t>
-        <w:br/>
-        <w:br/>
-        <w:t>Graphic</w:t>
-        <w:br/>
-        <w:br/>
-        <w:t xml:space="preserve"> </w:t>
-        <w:br/>
-        <w:t>Photo: Senator Trent Lott answered reporters' questions yesterday in Pascagoula, Miss. (Associated Press)</w:t>
+        <w:t>PHOTOS: Shannon Thornton as a dancer named Miss Mississippi in "P-Valley." (PHOTOGRAPH BY JESSICA MIGLIO/STARZ) (C1): Above, Shannon Thornton in "P-Valley." Right, Elarica Johnson in the show, which the playwright and showrunner Katori Hall adapted from her 2015 play "Pussy Valley." (PHOTOGRAPHS BY TINA ROWDEN/STARZ; JESSICA MIGLIO/STARZ) (C12)</w:t>
       </w:r>
     </w:p>
     <w:sectPr>

--- a/example_articles/states/Mississippi/2.states_Mississippi_New_York_Times.docx
+++ b/example_articles/states/Mississippi/2.states_Mississippi_New_York_Times.docx
@@ -7,7 +7,7 @@
         <w:pStyle w:val="Heading1"/>
       </w:pPr>
       <w:r>
-        <w:t>Review: 'P-Valley' Has All the Right Moves</w:t>
+        <w:t>For Working-Class Boys, Religion May Be the Key To College Success</w:t>
       </w:r>
     </w:p>
     <w:p>
@@ -17,22 +17,22 @@
     </w:p>
     <w:p>
       <w:r>
-        <w:t>Date: 2020-07-12</w:t>
+        <w:t>Date: 2022-03-16</w:t>
       </w:r>
     </w:p>
     <w:p>
       <w:r>
-        <w:t>Section: ARTS; television</w:t>
+        <w:t>Section: Section A; Column 0; Editorial Desk; Pg. 23; GUEST ESSAY</w:t>
       </w:r>
     </w:p>
     <w:p>
       <w:r>
-        <w:t>Source file: NYT/11.DOCX</w:t>
+        <w:t>Source file: NYT/2.DOCX</w:t>
       </w:r>
     </w:p>
     <w:p>
       <w:r>
-        <w:t>Raw locations result, 'locations': ['Mississippi']</w:t>
+        <w:t>Raw locations result, 'locations': ['Mississippi', 'NA']</w:t>
       </w:r>
     </w:p>
     <w:p>
@@ -49,39 +49,76 @@
     </w:p>
     <w:p>
       <w:r>
-        <w:t>Sex may sell this Starz strip-club drama, but at heart it's a potent, lyrical story about hard work.</w:t>
+        <w:t xml:space="preserve">American men are dropping out of college in alarming numbers. A slew of articles over the past year depict a generation of men who feel lost, detached and lacking in male role models. This sense of despair is especially acute among working-class men, fewer than one in five of whom completes college. </w:t>
         <w:br/>
-        <w:t>In the first episode of "P-Valley," Mercedes (Brandee Evans), a dancer at the Pynk, a strip club somewhere in the Mississippi Delta, takes the stage for her headlining act. She struts, she swings, she grinds, she climbs the pole. The audience roars. Then it disappears.</w:t>
+        <w:t xml:space="preserve">  Yet one group is defying the odds: boys from working-class families who grow up religious.</w:t>
         <w:br/>
-        <w:t>Or at least it seems to. The music drops off, and the crowd noise does too. As she climbs — up and up, until she's inverted, heels planted on the ceiling — you hear her panting breath, the squeak of the pole, the blood rushing in her head. She is alone, aloft, ascendant.</w:t>
+        <w:t xml:space="preserve">  As a sociologist of education and religion, I followed the lives of 3,290 teenagers from 2003 to 2012 using survey and interview data from the National Study of Youth and Religion, and then linking those data to the National Student Clearinghouse in 2016. I studied the relationship between teenagers' religious upbringing and its influence on their education: their school grades, which colleges they attend and how much higher education they complete. My research focused on Christian denominations because they are the most prevalent in the United States.</w:t>
         <w:br/>
-        <w:t>Then she glides down, the music rises and the dollars rain. It's a commanding sequence. Like all the women at the Pynk, Mercedes works hard to earn those singles. But in this moment, the crowd works for her.</w:t>
+        <w:t xml:space="preserve">  I found that what religion offers teenagers varies by social class. Those raised by professional-class parents, for example, do not experience much in the way of an educational advantage from being religious. In some ways, religion even constrains teenagers' educational opportunities (especially girls') by shaping their academic ambitions after graduation; they are less likely to consider a selective college as they prioritize life goals such as parenthood, altruism and service to God rather than a prestigious career.</w:t>
         <w:br/>
-        <w:t>"P-Valley," beginning its eight-episode first season Sunday on Starz, is a lot of show, a noir melodrama about struggle and secrets, family strife and business machinations. But above all, it's a confident and lyrical story with an intimate understanding of the sort of characters who are too often used as decoration in the Bada Bings of antihero drama. Here these women, most of them Black, get to be subjects, not objects. And they demand notice.</w:t>
+        <w:t xml:space="preserve">  However, teenage boys from working-class families, regardless of race, who were regularly involved in their church and strongly believed in God were twice as likely to earn bachelor's degrees as moderately religious or nonreligious boys.</w:t>
         <w:br/>
-        <w:t>The playwright and showrunner Katori Hall adapted "P-Valley" from her 2015 play "Pussy Valley." For the TV version, she hired only female directors (the music-video director Karena Evans sets the visual style in the pilot), and their perspective is clear, not least in the dance scenes.</w:t>
+        <w:t xml:space="preserve">  Religious boys are not any smarter, so why are they doing better in school? The answer lies in how religious belief and religious involvement can buffer working-class Americans -- males in particular -- from despair.</w:t>
         <w:br/>
-        <w:t>The camera's point of view is the dancers', not the customers'. It puts you on the stage, looking over their shoulders, taking in the faces of the watching clientele. When it does view the dancers from the crowd, it's not leering but admiring, as if appreciating a fellow artist's technique. It sees them as whole, not as parts. It captures exertion and musculature, vertiginously following the women like astronauts in zero gravity.</w:t>
+        <w:t xml:space="preserve">  Many in the American intelligentsia -- the elite-university-educated population who constitute the professional and managerial class -- do not hold the institution of religion in high regard. When these elites criticize religion, they often do so on the grounds that faith (in their eyes) is irrational and not evidence-based.</w:t>
         <w:br/>
-        <w:t>The series opens in the floodwaters of Houston, where a young woman (Elarica Johnson) finds a wallet, takes the driver's license and catches a bus, disembarking during a convenience-store rest stop. She finds herself at an amateur-night "booty battle" at the Pynk, talks her way into a regular gig and takes the stage name Autumn Night.</w:t>
+        <w:t xml:space="preserve">  But one can agree with the liberal critique of conservatism's moral and political goals while still acknowledging that religion orders the lives of millions of Americans -- and that it might offer social benefits.</w:t>
         <w:br/>
-        <w:t>Autumn — whom we meet as a victim of tragedy but who emerges as something more complex and ambitious — is our entree to the Pynk's quasi-family, overseen by Uncle Clifford (a charismatic Nicco Annan), the gender-fluid proprietor with a sharp tongue and stunning fashion sense. (One Clifford ensemble incorporates a red parasol, denim cutoffs and a bustle.)</w:t>
+        <w:t xml:space="preserve">  A boy I'll call John (all names have been changed to protect participants' privacy under ethical research guidelines) was a typical example of the kind of working-class teenager I've been studying. He lived an hour outside Jackson, Miss. His father owned an auto-repair shop and his mother worked as a bookkeeper and substitute teacher. His days were filled with playing football, fishing and hunting with his grandparents, riding four-wheelers with friends and mowing the occasional lawn to earn pocket money.</w:t>
         <w:br/>
-        <w:t>Mercedes, who coaches a girls' dance team and aspires to open her own gym, sizes up Autumn as an upstart trading on her looks. ("She ain't do nothing but lay up there looking light.") The other regulars include Miss Mississippi (Shannon Thornton), a young mother in an abusive relationship, and the one white dancer, suitably named Gidget (Skyler Joy), for whom stripping is a family tradition. The cast is uniformly outstanding.</w:t>
+        <w:t xml:space="preserve">  John aspired to attend college, but given his parents' occupations, income (the equivalent of $53,000 today) and education (both had earned vocational certificates), the odds were not in his favor.</w:t>
         <w:br/>
-        <w:t>The Pynk's setting ("right off exit 2-9 in the Dirty Delta," in the fictional town of Chucalissa) gives "P-Valley" a mythic, allegorical feel. This may reflect the story's roots in theater, like the nimble, lewd dialogue does. Critiquing lyrics for an up-and-coming rapper, Lil' Murda (J. Alphonse Nicholson), Mercedes asks him, "You rapping in cursive?" After another Mercedes one-liner, he compliments her: "I like your consonance. I like your assonance too."</w:t>
+        <w:t xml:space="preserve">  Still, he reached a milestone that has become largely out of reach for young men like him: He earned his associate degree. And his faith and involvement in church played a large part in that.</w:t>
         <w:br/>
-        <w:t>Outside the club, "P-Valley" fleshes out its corner of the South: strip malls, payday loan centers, a cracked-asphalt parking lot where a Black man in a cowboy hat rides a horse. This is a series that knows where it lives, infused with a sense of place, throbbing with trap music and immersed in its characters' language and ways of life.</w:t>
+        <w:t xml:space="preserve">  Children with college-educated parents have many advantages that make their academic trajectories easier. They tend to live in neighborhoods with a strong social infrastructure, including safe outdoor spaces. They have more familial and geographic stability, which means they rarely need to transfer between schools, disrupting their educations and severing social ties.</w:t>
         <w:br/>
-        <w:t>Sex and flash may get audiences to pay the cover charge into "P-Valley," but at heart it's really about work. Specifically, it's about working-class women at the frayed edges of a service economy, with no net to catch them if they lose their grip on the pole. Stripping, it shows, is skilled labor, not just physically but emotionally, from handling aggressive clients in the private champagne room to sizing up which customers are likely to tip and which are a waste of time.</w:t>
+        <w:t xml:space="preserve">  Children from wealthier families also benefit from a network of connections and opportunities that many poorer children lack. College-educated parents tend to work in professional organizations and have robust social networks from college where they meet other members of the professional class. All these social ties -- from the neighborhood, the workplace, and college -- provide a web of support for upper-middle-class families, which sociologists refer to as ''social capital.''</w:t>
         <w:br/>
-        <w:t>"P-Valley" didn't need a pandemic and economic collapse to feel relevant. But a series about women literally using their bodies to survive undeniably hits harder arriving in the middle of a crisis that's killing and impoverishing already marginalized people.</w:t>
+        <w:t xml:space="preserve">  But working-class families like John's do not have the same opportunities to develop social capital. The workplace used to be a central social institution for working-class families, but in the gig economy it is nearly impossible to feel a sense of stability, acquire health insurance or develop relationships with colleagues.</w:t>
         <w:br/>
-        <w:t>The plot machinations get shakier the farther "P-Valley" gets from the club. It layers on a scheme by a casino developer to buy up land in the area and sink the Pynk. In the four episodes screened for critics, the story line veers toward daytime-drama machinations. (A church-politics subplot involving Mercedes' exploitative, holy-roller mother, played by Harriett D. Foy, is intriguing but gets less screen time.)</w:t>
+        <w:t xml:space="preserve">  The lack of social capital -- along with systemic problems and inequities -- has contributed to the unraveling of the lives of millions of working-class Americans, especially men. Since the early 2000s, just as the kids in my study were entering adolescence, there has been a drastic rise in the number of working-class men dying ''deaths of despair'' from opioids, alcohol poisoning and suicide.</w:t>
         <w:br/>
-        <w:t>Maybe this larger arc will pan out, or maybe it's the sort of story that new series load themselves up with for fear that character drama alone isn't enough to hold an audience. "P-Valley" shouldn't worry about that. The show understands the dreams and challenges of its captivating characters the way an exotic dancer knows the physics of her own body. And when it takes the stage and gets in the zone, it positively flies.</w:t>
+        <w:t xml:space="preserve">  But despair doesn't die: It gets transmitted to children. Most of the working-class kids in my study -- especially boys -- seemed to look out in the world and feel despair physically, cognitively and emotionally. I found that most of the working-class boys in the study had dropped out of the educational system by their mid-20s and seemed on track to repeat the cycle of despair.</w:t>
         <w:br/>
-        <w:t>PHOTOS: Shannon Thornton as a dancer named Miss Mississippi in "P-Valley." (PHOTOGRAPH BY JESSICA MIGLIO/STARZ) (C1): Above, Shannon Thornton in "P-Valley." Right, Elarica Johnson in the show, which the playwright and showrunner Katori Hall adapted from her 2015 play "Pussy Valley." (PHOTOGRAPHS BY TINA ROWDEN/STARZ; JESSICA MIGLIO/STARZ) (C12)</w:t>
+        <w:t xml:space="preserve">  But not John. He and dozens of other boys in the study had a support system that insulated them from the hopelessness so many of their peers described. Through his teenage years, John regularly attended his local evangelical church and was active in its youth group. There were organized social activities like rafting and weekly gatherings at the minister's house to talk about what was going on in their lives.</w:t>
+        <w:br/>
+        <w:t xml:space="preserve">  Being involved with his church reinforced biblical teachings, leading John to think of Christ as the person he most wanted to emulate (most teenagers answer by referring to an actor, an athlete or a family member). By observing how his parents and others in his religious community behaved, John learned to see God as someone he ''can talk to and tell personal things to.''</w:t>
+        <w:br/>
+        <w:t xml:space="preserve">  The academic advantage of religious working-class children begins in middle and high school with the grades they earn. Among those raised in the working class, 21 percent of religious teenagers brought home report cards filled with A's, compared with 9 percent of their less-religious peers. Grades are also the strongest predictor of getting into and completing college, and religious boys are more than twice as likely to earn grades that help them be competitive for college admissions and scholarships.</w:t>
+        <w:br/>
+        <w:t xml:space="preserve">  Religious girls from working-class families also see educational benefits compared with less religious girls, but there are other factors that help them be academically successful outside of religion. Girls are socialized to be conscientious and compliant, have an easier time developing social ties with family members and peers, and are less prone to get caught up in risky behaviors.</w:t>
+        <w:br/>
+        <w:t xml:space="preserve">  Why does religion give boys like John an academic advantage? Because it offers them the social capital that affluent teenagers can get elsewhere. Religious communities keep families rooted to a place and help kids develop trusting relationships with youth ministers and friends' parents who share a common outlook on life. Collectively, these adults encourage teenagers to follow the rules and avoid antisocial behaviors.</w:t>
+        <w:br/>
+        <w:t xml:space="preserve">  Although John cited peer pressure as the most stressful problem facing teenagers, he avoided falling into a pattern of drug and alcohol abuse that often derails kids from academic success. The research for my book focused on Christians, but I've found that religious communities are a source of social capital for Jewish people as well.</w:t>
+        <w:br/>
+        <w:t xml:space="preserve">  Theological belief on its own is not enough to influence how children behave. Adolescents must believe and belong to be buffered against emotional, cognitive or behavioral despair. I found that religion offers something that other extracurricular activities such as sports can't: It prompts kids to behave in extremely conscientious and cooperative ways because they believe that God is both encouraging and evaluating them.</w:t>
+        <w:br/>
+        <w:t xml:space="preserve">  As John put it at the beginning of my study, when he was 16, religion ''helps me in my problems or when I'm down.'' When he was unsure of how to handle a situation, he looked to his minister and scripture for answers. John said he suspected that if he weren't part of his weekly church youth group, he would have been ''doing a lot of things wrong.''</w:t>
+        <w:br/>
+        <w:t xml:space="preserve">  Religion doesn't just help boys from working-class families during their teenage years -- it also deters them from falling into despair in adulthood. We can see this in the way John's life unfolded. In his early 20s, John stopped reading the Bible and no longer participated in his church community. Other parts of his life also started to fall apart. He dropped out of college and got arrested for marijuana possession.</w:t>
+        <w:br/>
+        <w:t xml:space="preserve">  That was a wake-up call, and John decided to return to church. Within a few years, he managed to get his life back on track. John is now living with his grandmother, whom he cares for, and his girlfriend, whom he plans to propose to. He believes that God has called him to serve others by working in the medical field. He returned to community college and earned an A.A. while working as an E.M.T. and plans to become a paramedic or a nurse. He attributes much of this to his faith.</w:t>
+        <w:br/>
+        <w:t xml:space="preserve">  In his final interview with researchers at age 26, John said, ''The most important things in life to me is my family and my relationship to God.''</w:t>
+        <w:br/>
+        <w:t xml:space="preserve">  Ilana M. Horwitz is an assistant professor of Jewish studies and sociology at Tulane University and the author of ''God, Grades, and Graduation.''</w:t>
+        <w:br/>
+        <w:t xml:space="preserve">  The Times is committed to publishing a diversity of letters to the editor. We'd like to hear what you think about this or any of our articles. Here are some tips. And here's our email: letters@nytimes.com</w:t>
+        <w:br/>
+        <w:t xml:space="preserve">  Follow The New York Times Opinion section on Facebook, Twitter (@NYTopinion) and Instagram.</w:t>
+        <w:br/>
+        <w:br/>
+        <w:t>https://www.nytimes.com/2022/03/15/opinion/religion-school-success.html</w:t>
+        <w:br/>
+        <w:br/>
+        <w:t>Graphic</w:t>
+        <w:br/>
+        <w:br/>
+        <w:t xml:space="preserve"> </w:t>
+        <w:br/>
+        <w:t>PHOTO:  (PHOTOGRAPH BY Arne Bellstorf FOR THE NEW YORK TIMES)</w:t>
       </w:r>
     </w:p>
     <w:sectPr>

--- a/example_articles/states/Mississippi/2.states_Mississippi_New_York_Times.docx
+++ b/example_articles/states/Mississippi/2.states_Mississippi_New_York_Times.docx
@@ -7,7 +7,7 @@
         <w:pStyle w:val="Heading1"/>
       </w:pPr>
       <w:r>
-        <w:t>For Working-Class Boys, Religion May Be the Key To College Success</w:t>
+        <w:t>Review: 'P-Valley' Has All the Right Moves</w:t>
       </w:r>
     </w:p>
     <w:p>
@@ -17,22 +17,22 @@
     </w:p>
     <w:p>
       <w:r>
-        <w:t>Date: 2022-03-16</w:t>
+        <w:t>Date: 2020-07-12</w:t>
       </w:r>
     </w:p>
     <w:p>
       <w:r>
-        <w:t>Section: Section A; Column 0; Editorial Desk; Pg. 23; GUEST ESSAY</w:t>
+        <w:t>Section: ARTS; television</w:t>
       </w:r>
     </w:p>
     <w:p>
       <w:r>
-        <w:t>Source file: NYT/2.DOCX</w:t>
+        <w:t>Source file: NYT/11.DOCX</w:t>
       </w:r>
     </w:p>
     <w:p>
       <w:r>
-        <w:t>Raw locations result, 'locations': ['Mississippi', 'NA']</w:t>
+        <w:t>Raw locations result, 'locations': ['Mississippi']</w:t>
       </w:r>
     </w:p>
     <w:p>
@@ -49,76 +49,39 @@
     </w:p>
     <w:p>
       <w:r>
-        <w:t xml:space="preserve">American men are dropping out of college in alarming numbers. A slew of articles over the past year depict a generation of men who feel lost, detached and lacking in male role models. This sense of despair is especially acute among working-class men, fewer than one in five of whom completes college. </w:t>
+        <w:t>Sex may sell this Starz strip-club drama, but at heart it's a potent, lyrical story about hard work.</w:t>
         <w:br/>
-        <w:t xml:space="preserve">  Yet one group is defying the odds: boys from working-class families who grow up religious.</w:t>
+        <w:t>In the first episode of "P-Valley," Mercedes (Brandee Evans), a dancer at the Pynk, a strip club somewhere in the Mississippi Delta, takes the stage for her headlining act. She struts, she swings, she grinds, she climbs the pole. The audience roars. Then it disappears.</w:t>
         <w:br/>
-        <w:t xml:space="preserve">  As a sociologist of education and religion, I followed the lives of 3,290 teenagers from 2003 to 2012 using survey and interview data from the National Study of Youth and Religion, and then linking those data to the National Student Clearinghouse in 2016. I studied the relationship between teenagers' religious upbringing and its influence on their education: their school grades, which colleges they attend and how much higher education they complete. My research focused on Christian denominations because they are the most prevalent in the United States.</w:t>
+        <w:t>Or at least it seems to. The music drops off, and the crowd noise does too. As she climbs — up and up, until she's inverted, heels planted on the ceiling — you hear her panting breath, the squeak of the pole, the blood rushing in her head. She is alone, aloft, ascendant.</w:t>
         <w:br/>
-        <w:t xml:space="preserve">  I found that what religion offers teenagers varies by social class. Those raised by professional-class parents, for example, do not experience much in the way of an educational advantage from being religious. In some ways, religion even constrains teenagers' educational opportunities (especially girls') by shaping their academic ambitions after graduation; they are less likely to consider a selective college as they prioritize life goals such as parenthood, altruism and service to God rather than a prestigious career.</w:t>
+        <w:t>Then she glides down, the music rises and the dollars rain. It's a commanding sequence. Like all the women at the Pynk, Mercedes works hard to earn those singles. But in this moment, the crowd works for her.</w:t>
         <w:br/>
-        <w:t xml:space="preserve">  However, teenage boys from working-class families, regardless of race, who were regularly involved in their church and strongly believed in God were twice as likely to earn bachelor's degrees as moderately religious or nonreligious boys.</w:t>
+        <w:t>"P-Valley," beginning its eight-episode first season Sunday on Starz, is a lot of show, a noir melodrama about struggle and secrets, family strife and business machinations. But above all, it's a confident and lyrical story with an intimate understanding of the sort of characters who are too often used as decoration in the Bada Bings of antihero drama. Here these women, most of them Black, get to be subjects, not objects. And they demand notice.</w:t>
         <w:br/>
-        <w:t xml:space="preserve">  Religious boys are not any smarter, so why are they doing better in school? The answer lies in how religious belief and religious involvement can buffer working-class Americans -- males in particular -- from despair.</w:t>
+        <w:t>The playwright and showrunner Katori Hall adapted "P-Valley" from her 2015 play "Pussy Valley." For the TV version, she hired only female directors (the music-video director Karena Evans sets the visual style in the pilot), and their perspective is clear, not least in the dance scenes.</w:t>
         <w:br/>
-        <w:t xml:space="preserve">  Many in the American intelligentsia -- the elite-university-educated population who constitute the professional and managerial class -- do not hold the institution of religion in high regard. When these elites criticize religion, they often do so on the grounds that faith (in their eyes) is irrational and not evidence-based.</w:t>
+        <w:t>The camera's point of view is the dancers', not the customers'. It puts you on the stage, looking over their shoulders, taking in the faces of the watching clientele. When it does view the dancers from the crowd, it's not leering but admiring, as if appreciating a fellow artist's technique. It sees them as whole, not as parts. It captures exertion and musculature, vertiginously following the women like astronauts in zero gravity.</w:t>
         <w:br/>
-        <w:t xml:space="preserve">  But one can agree with the liberal critique of conservatism's moral and political goals while still acknowledging that religion orders the lives of millions of Americans -- and that it might offer social benefits.</w:t>
+        <w:t>The series opens in the floodwaters of Houston, where a young woman (Elarica Johnson) finds a wallet, takes the driver's license and catches a bus, disembarking during a convenience-store rest stop. She finds herself at an amateur-night "booty battle" at the Pynk, talks her way into a regular gig and takes the stage name Autumn Night.</w:t>
         <w:br/>
-        <w:t xml:space="preserve">  A boy I'll call John (all names have been changed to protect participants' privacy under ethical research guidelines) was a typical example of the kind of working-class teenager I've been studying. He lived an hour outside Jackson, Miss. His father owned an auto-repair shop and his mother worked as a bookkeeper and substitute teacher. His days were filled with playing football, fishing and hunting with his grandparents, riding four-wheelers with friends and mowing the occasional lawn to earn pocket money.</w:t>
+        <w:t>Autumn — whom we meet as a victim of tragedy but who emerges as something more complex and ambitious — is our entree to the Pynk's quasi-family, overseen by Uncle Clifford (a charismatic Nicco Annan), the gender-fluid proprietor with a sharp tongue and stunning fashion sense. (One Clifford ensemble incorporates a red parasol, denim cutoffs and a bustle.)</w:t>
         <w:br/>
-        <w:t xml:space="preserve">  John aspired to attend college, but given his parents' occupations, income (the equivalent of $53,000 today) and education (both had earned vocational certificates), the odds were not in his favor.</w:t>
+        <w:t>Mercedes, who coaches a girls' dance team and aspires to open her own gym, sizes up Autumn as an upstart trading on her looks. ("She ain't do nothing but lay up there looking light.") The other regulars include Miss Mississippi (Shannon Thornton), a young mother in an abusive relationship, and the one white dancer, suitably named Gidget (Skyler Joy), for whom stripping is a family tradition. The cast is uniformly outstanding.</w:t>
         <w:br/>
-        <w:t xml:space="preserve">  Still, he reached a milestone that has become largely out of reach for young men like him: He earned his associate degree. And his faith and involvement in church played a large part in that.</w:t>
+        <w:t>The Pynk's setting ("right off exit 2-9 in the Dirty Delta," in the fictional town of Chucalissa) gives "P-Valley" a mythic, allegorical feel. This may reflect the story's roots in theater, like the nimble, lewd dialogue does. Critiquing lyrics for an up-and-coming rapper, Lil' Murda (J. Alphonse Nicholson), Mercedes asks him, "You rapping in cursive?" After another Mercedes one-liner, he compliments her: "I like your consonance. I like your assonance too."</w:t>
         <w:br/>
-        <w:t xml:space="preserve">  Children with college-educated parents have many advantages that make their academic trajectories easier. They tend to live in neighborhoods with a strong social infrastructure, including safe outdoor spaces. They have more familial and geographic stability, which means they rarely need to transfer between schools, disrupting their educations and severing social ties.</w:t>
+        <w:t>Outside the club, "P-Valley" fleshes out its corner of the South: strip malls, payday loan centers, a cracked-asphalt parking lot where a Black man in a cowboy hat rides a horse. This is a series that knows where it lives, infused with a sense of place, throbbing with trap music and immersed in its characters' language and ways of life.</w:t>
         <w:br/>
-        <w:t xml:space="preserve">  Children from wealthier families also benefit from a network of connections and opportunities that many poorer children lack. College-educated parents tend to work in professional organizations and have robust social networks from college where they meet other members of the professional class. All these social ties -- from the neighborhood, the workplace, and college -- provide a web of support for upper-middle-class families, which sociologists refer to as ''social capital.''</w:t>
+        <w:t>Sex and flash may get audiences to pay the cover charge into "P-Valley," but at heart it's really about work. Specifically, it's about working-class women at the frayed edges of a service economy, with no net to catch them if they lose their grip on the pole. Stripping, it shows, is skilled labor, not just physically but emotionally, from handling aggressive clients in the private champagne room to sizing up which customers are likely to tip and which are a waste of time.</w:t>
         <w:br/>
-        <w:t xml:space="preserve">  But working-class families like John's do not have the same opportunities to develop social capital. The workplace used to be a central social institution for working-class families, but in the gig economy it is nearly impossible to feel a sense of stability, acquire health insurance or develop relationships with colleagues.</w:t>
+        <w:t>"P-Valley" didn't need a pandemic and economic collapse to feel relevant. But a series about women literally using their bodies to survive undeniably hits harder arriving in the middle of a crisis that's killing and impoverishing already marginalized people.</w:t>
         <w:br/>
-        <w:t xml:space="preserve">  The lack of social capital -- along with systemic problems and inequities -- has contributed to the unraveling of the lives of millions of working-class Americans, especially men. Since the early 2000s, just as the kids in my study were entering adolescence, there has been a drastic rise in the number of working-class men dying ''deaths of despair'' from opioids, alcohol poisoning and suicide.</w:t>
+        <w:t>The plot machinations get shakier the farther "P-Valley" gets from the club. It layers on a scheme by a casino developer to buy up land in the area and sink the Pynk. In the four episodes screened for critics, the story line veers toward daytime-drama machinations. (A church-politics subplot involving Mercedes' exploitative, holy-roller mother, played by Harriett D. Foy, is intriguing but gets less screen time.)</w:t>
         <w:br/>
-        <w:t xml:space="preserve">  But despair doesn't die: It gets transmitted to children. Most of the working-class kids in my study -- especially boys -- seemed to look out in the world and feel despair physically, cognitively and emotionally. I found that most of the working-class boys in the study had dropped out of the educational system by their mid-20s and seemed on track to repeat the cycle of despair.</w:t>
+        <w:t>Maybe this larger arc will pan out, or maybe it's the sort of story that new series load themselves up with for fear that character drama alone isn't enough to hold an audience. "P-Valley" shouldn't worry about that. The show understands the dreams and challenges of its captivating characters the way an exotic dancer knows the physics of her own body. And when it takes the stage and gets in the zone, it positively flies.</w:t>
         <w:br/>
-        <w:t xml:space="preserve">  But not John. He and dozens of other boys in the study had a support system that insulated them from the hopelessness so many of their peers described. Through his teenage years, John regularly attended his local evangelical church and was active in its youth group. There were organized social activities like rafting and weekly gatherings at the minister's house to talk about what was going on in their lives.</w:t>
-        <w:br/>
-        <w:t xml:space="preserve">  Being involved with his church reinforced biblical teachings, leading John to think of Christ as the person he most wanted to emulate (most teenagers answer by referring to an actor, an athlete or a family member). By observing how his parents and others in his religious community behaved, John learned to see God as someone he ''can talk to and tell personal things to.''</w:t>
-        <w:br/>
-        <w:t xml:space="preserve">  The academic advantage of religious working-class children begins in middle and high school with the grades they earn. Among those raised in the working class, 21 percent of religious teenagers brought home report cards filled with A's, compared with 9 percent of their less-religious peers. Grades are also the strongest predictor of getting into and completing college, and religious boys are more than twice as likely to earn grades that help them be competitive for college admissions and scholarships.</w:t>
-        <w:br/>
-        <w:t xml:space="preserve">  Religious girls from working-class families also see educational benefits compared with less religious girls, but there are other factors that help them be academically successful outside of religion. Girls are socialized to be conscientious and compliant, have an easier time developing social ties with family members and peers, and are less prone to get caught up in risky behaviors.</w:t>
-        <w:br/>
-        <w:t xml:space="preserve">  Why does religion give boys like John an academic advantage? Because it offers them the social capital that affluent teenagers can get elsewhere. Religious communities keep families rooted to a place and help kids develop trusting relationships with youth ministers and friends' parents who share a common outlook on life. Collectively, these adults encourage teenagers to follow the rules and avoid antisocial behaviors.</w:t>
-        <w:br/>
-        <w:t xml:space="preserve">  Although John cited peer pressure as the most stressful problem facing teenagers, he avoided falling into a pattern of drug and alcohol abuse that often derails kids from academic success. The research for my book focused on Christians, but I've found that religious communities are a source of social capital for Jewish people as well.</w:t>
-        <w:br/>
-        <w:t xml:space="preserve">  Theological belief on its own is not enough to influence how children behave. Adolescents must believe and belong to be buffered against emotional, cognitive or behavioral despair. I found that religion offers something that other extracurricular activities such as sports can't: It prompts kids to behave in extremely conscientious and cooperative ways because they believe that God is both encouraging and evaluating them.</w:t>
-        <w:br/>
-        <w:t xml:space="preserve">  As John put it at the beginning of my study, when he was 16, religion ''helps me in my problems or when I'm down.'' When he was unsure of how to handle a situation, he looked to his minister and scripture for answers. John said he suspected that if he weren't part of his weekly church youth group, he would have been ''doing a lot of things wrong.''</w:t>
-        <w:br/>
-        <w:t xml:space="preserve">  Religion doesn't just help boys from working-class families during their teenage years -- it also deters them from falling into despair in adulthood. We can see this in the way John's life unfolded. In his early 20s, John stopped reading the Bible and no longer participated in his church community. Other parts of his life also started to fall apart. He dropped out of college and got arrested for marijuana possession.</w:t>
-        <w:br/>
-        <w:t xml:space="preserve">  That was a wake-up call, and John decided to return to church. Within a few years, he managed to get his life back on track. John is now living with his grandmother, whom he cares for, and his girlfriend, whom he plans to propose to. He believes that God has called him to serve others by working in the medical field. He returned to community college and earned an A.A. while working as an E.M.T. and plans to become a paramedic or a nurse. He attributes much of this to his faith.</w:t>
-        <w:br/>
-        <w:t xml:space="preserve">  In his final interview with researchers at age 26, John said, ''The most important things in life to me is my family and my relationship to God.''</w:t>
-        <w:br/>
-        <w:t xml:space="preserve">  Ilana M. Horwitz is an assistant professor of Jewish studies and sociology at Tulane University and the author of ''God, Grades, and Graduation.''</w:t>
-        <w:br/>
-        <w:t xml:space="preserve">  The Times is committed to publishing a diversity of letters to the editor. We'd like to hear what you think about this or any of our articles. Here are some tips. And here's our email: letters@nytimes.com</w:t>
-        <w:br/>
-        <w:t xml:space="preserve">  Follow The New York Times Opinion section on Facebook, Twitter (@NYTopinion) and Instagram.</w:t>
-        <w:br/>
-        <w:br/>
-        <w:t>https://www.nytimes.com/2022/03/15/opinion/religion-school-success.html</w:t>
-        <w:br/>
-        <w:br/>
-        <w:t>Graphic</w:t>
-        <w:br/>
-        <w:br/>
-        <w:t xml:space="preserve"> </w:t>
-        <w:br/>
-        <w:t>PHOTO:  (PHOTOGRAPH BY Arne Bellstorf FOR THE NEW YORK TIMES)</w:t>
+        <w:t>PHOTOS: Shannon Thornton as a dancer named Miss Mississippi in "P-Valley." (PHOTOGRAPH BY JESSICA MIGLIO/STARZ) (C1): Above, Shannon Thornton in "P-Valley." Right, Elarica Johnson in the show, which the playwright and showrunner Katori Hall adapted from her 2015 play "Pussy Valley." (PHOTOGRAPHS BY TINA ROWDEN/STARZ; JESSICA MIGLIO/STARZ) (C12)</w:t>
       </w:r>
     </w:p>
     <w:sectPr>
